--- a/contenus/trames/ENT-4.2-picard-deux-camions-trame-eleve.docx
+++ b/contenus/trames/ENT-4.2-picard-deux-camions-trame-eleve.docx
@@ -49,7 +49,7 @@
           <w:color w:val="111111"/>
           <w:sz w:val="40"/>
         </w:rPr>
-        <w:t xml:space="preserve">  Logisim</w:t>
+        <w:t xml:space="preserve">  Simulog</w:t>
       </w:r>
       <w:r>
         <w:tab/>
@@ -886,7 +886,7 @@
         <w:rPr>
           <w:sz w:val="22"/>
         </w:rPr>
-        <w:t>Cherche « groupe froid camion frigorifique ».</w:t>
+        <w:t>Cherche « groupe froid camion frigorifique ».</w:t>
       </w:r>
     </w:p>
     <w:p>
@@ -907,7 +907,7 @@
         <w:rPr>
           <w:sz w:val="22"/>
         </w:rPr>
-        <w:t>Cherche ensuite « enregistreur de température transport surgelés ».</w:t>
+        <w:t>Cherche ensuite « enregistreur de température transport surgelés ».</w:t>
       </w:r>
     </w:p>
     <w:p>
@@ -1175,7 +1175,7 @@
               <w:rPr>
                 <w:sz w:val="20"/>
               </w:rPr>
-              <w:t>Que veut dire « sonder à cœur » ?</w:t>
+              <w:t>Que veut dire « sonder à cœur » ?</w:t>
             </w:r>
           </w:p>
         </w:tc>
@@ -1343,7 +1343,7 @@
           <w:color w:val="1A1A1A"/>
           <w:sz w:val="22"/>
         </w:rPr>
-        <w:t>Connecte-toi à Prepalog, ouvre la rubrique Logisim, puis l'activité « Picard — deux camions, un seul quai ». Dans le menu de gauche, clique sur « Messagerie » et ouvre le message du chef de quai : « Quai 32 : deux camions ce matin ».</w:t>
+        <w:t>Connecte-toi à Prepalog, ouvre la rubrique Simulog, puis l'activité « Picard — deux camions, un seul quai ». Dans le menu de gauche, clique sur « Messagerie » et ouvre le message du chef de quai : « Quai 32 : deux camions ce matin ».</w:t>
       </w:r>
     </w:p>
     <w:tbl>
@@ -1901,7 +1901,7 @@
           <w:color w:val="1A1A1A"/>
           <w:sz w:val="22"/>
         </w:rPr>
-        <w:t>Dans le menu de gauche, clique sur « Quai de réception ». Tu es à l'étape ① « Les camions arrivent ». Les deux camions sont présentés l'un sous l'autre, chacun avec son bon de livraison et son ticket.</w:t>
+        <w:t>Dans le menu de gauche, clique sur « Quai de réception ». Tu es à l'étape ① « Les camions arrivent ». Les deux camions sont présentés l'un sous l'autre, chacun avec son bon de livraison et son ticket.</w:t>
       </w:r>
     </w:p>
     <w:p>
@@ -1922,7 +1922,7 @@
         <w:rPr>
           <w:sz w:val="22"/>
         </w:rPr>
-        <w:t>Clique sur « Lire le ticket du camion … » pour le premier camion (2 min), puis pour le second.</w:t>
+        <w:t>Clique sur « Lire le ticket du camion … » pour le premier camion (2 min), puis pour le second.</w:t>
       </w:r>
     </w:p>
     <w:p>
@@ -2245,7 +2245,7 @@
           <w:color w:val="1A1A1A"/>
           <w:sz w:val="22"/>
         </w:rPr>
-        <w:t>Quand les deux tickets sont lus, une question apparaît : « Quel camion faites-vous décharger en premier ? ». Choisis un camion, puis la phrase qui explique ton choix.</w:t>
+        <w:t>Quand les deux tickets sont lus, une question apparaît : « Quel camion faites-vous décharger en premier ? ». Choisis un camion, puis la phrase qui explique ton choix.</w:t>
       </w:r>
     </w:p>
     <w:tbl>
@@ -2425,7 +2425,7 @@
               <w:rPr>
                 <w:sz w:val="20"/>
               </w:rPr>
-              <w:t>•  un bouton « Oui, vous pouvez ouvrir et décharger » au nom du camion choisi ;</w:t>
+              <w:t>•  un bouton « Oui, vous pouvez ouvrir et décharger » au nom du camion choisi ;</w:t>
             </w:r>
           </w:p>
           <w:p>
@@ -2658,7 +2658,7 @@
           <w:color w:val="1A1A1A"/>
           <w:sz w:val="22"/>
         </w:rPr>
-        <w:t>Clique sur « Oui, vous pouvez ouvrir et décharger ». Le temps hors froid de CE lot démarre ; l'autre camion attend porte fermée. Quand les palettes sont posées, clique sur « Contrôler les palettes → ».</w:t>
+        <w:t>Clique sur « Oui, vous pouvez ouvrir et décharger ». Le temps hors froid de CE lot démarre ; l'autre camion attend porte fermée. Quand les palettes sont posées, clique sur « Contrôler les palettes → ».</w:t>
       </w:r>
     </w:p>
     <w:tbl>
@@ -2755,7 +2755,7 @@
               <w:rPr>
                 <w:sz w:val="20"/>
               </w:rPr>
-              <w:t>•  décide (décision + motif), puis « Valider cette palette ».</w:t>
+              <w:t>•  décide (décision + motif), puis « Valider cette palette ».</w:t>
             </w:r>
           </w:p>
         </w:tc>
@@ -3206,7 +3206,7 @@
           <w:color w:val="1A1A1A"/>
           <w:sz w:val="22"/>
         </w:rPr>
-        <w:t>Clique sur « Contrôles terminés → réserves et chambre froide », puis confirme. À l'étape ④ :</w:t>
+        <w:t>Clique sur « Contrôles terminés → réserves et chambre froide », puis confirme. À l'étape ④ :</w:t>
       </w:r>
     </w:p>
     <w:p>
@@ -3248,7 +3248,7 @@
         <w:rPr>
           <w:sz w:val="22"/>
         </w:rPr>
-        <w:t>Remplis tes réserves, puis « Écrire les réserves sur le BL ».</w:t>
+        <w:t>Remplis tes réserves, puis « Écrire les réserves sur le BL ».</w:t>
       </w:r>
     </w:p>
     <w:p>
@@ -3269,7 +3269,7 @@
         <w:rPr>
           <w:sz w:val="22"/>
         </w:rPr>
-        <w:t>Clique sur « Faire signer le chauffeur ». Le camion repart.</w:t>
+        <w:t>Clique sur « Faire signer le chauffeur ». Le camion repart.</w:t>
       </w:r>
     </w:p>
     <w:tbl>
@@ -3436,7 +3436,7 @@
               <w:rPr>
                 <w:sz w:val="20"/>
               </w:rPr>
-              <w:t>•  le chauffeur a signé et son camion est « reparti » ;</w:t>
+              <w:t>•  le chauffeur a signé et son camion est « reparti » ;</w:t>
             </w:r>
           </w:p>
           <w:p>
@@ -3448,7 +3448,7 @@
               <w:rPr>
                 <w:sz w:val="20"/>
               </w:rPr>
-              <w:t>•  le message « Le camion … repart, le quai est libre » s'affiche.</w:t>
+              <w:t>•  le message « Le camion … repart, le quai est libre » s'affiche.</w:t>
             </w:r>
           </w:p>
         </w:tc>
@@ -3605,7 +3605,7 @@
           <w:color w:val="1A1A1A"/>
           <w:sz w:val="22"/>
         </w:rPr>
-        <w:t>Clique sur « Faire mettre à quai le camion … et décharger ». La manœuvre prend 3 minutes, puis le déchargement commence. Mêmes gestes qu'à l'étape 4, palette par palette.</w:t>
+        <w:t>Clique sur « Faire mettre à quai le camion … et décharger ». La manœuvre prend 3 minutes, puis le déchargement commence. Mêmes gestes qu'à l'étape 4, palette par palette.</w:t>
       </w:r>
     </w:p>
     <w:tbl>
@@ -4303,7 +4303,7 @@
           <w:color w:val="1A1A1A"/>
           <w:sz w:val="22"/>
         </w:rPr>
-        <w:t>Le bilan compare, ligne par ligne, ce que tu as fait et ce qui était attendu. Chaque ligne finit par « ✓ juste » ou « ✗ à revoir ». Lis-le en entier.</w:t>
+        <w:t>Le bilan compare, ligne par ligne, ce que tu as fait et ce qui était attendu. Chaque ligne finit par « ✓ juste » ou « ✗ à revoir ». Lis-le en entier.</w:t>
       </w:r>
     </w:p>
     <w:tbl>
@@ -4376,7 +4376,7 @@
               <w:rPr>
                 <w:sz w:val="20"/>
               </w:rPr>
-              <w:t>La ligne « Ordre de déchargement et justification » : juste ou à revoir ?</w:t>
+              <w:t>La ligne « Ordre de déchargement et justification » : juste ou à revoir ?</w:t>
             </w:r>
           </w:p>
         </w:tc>
@@ -4404,7 +4404,7 @@
               <w:rPr>
                 <w:sz w:val="20"/>
               </w:rPr>
-              <w:t>Combien de lignes sont marquées « ✗ à revoir » ?</w:t>
+              <w:t>Combien de lignes sont marquées « ✗ à revoir » ?</w:t>
             </w:r>
           </w:p>
         </w:tc>
@@ -4567,7 +4567,7 @@
                 <w:b/>
                 <w:sz w:val="21"/>
               </w:rPr>
-              <w:t>Choisis une ligne « à revoir » de ton bilan (ou, si tout est juste, ta décision la plus difficile). Qu'aurais-tu fait autrement ?</w:t>
+              <w:t>Choisis une ligne « à revoir » de ton bilan (ou, si tout est juste, ta décision la plus difficile). Qu'aurais-tu fait autrement ?</w:t>
             </w:r>
           </w:p>
           <w:p>

--- a/contenus/trames/ENT-4.2-picard-deux-camions-trame-eleve.docx
+++ b/contenus/trames/ENT-4.2-picard-deux-camions-trame-eleve.docx
@@ -2691,7 +2691,7 @@
                 <w:color w:val="111111"/>
                 <w:sz w:val="20"/>
               </w:rPr>
-              <w:t>Les gestes, pour chaque palette (pas d'aide aujourd'hui) :</w:t>
+              <w:t>Les gestes, pour chaque palette, dans l'ordre des blocs de l'écran (pas d'aide aujourd'hui) :</w:t>
             </w:r>
           </w:p>
           <w:p>
@@ -2717,7 +2717,7 @@
               <w:rPr>
                 <w:sz w:val="20"/>
               </w:rPr>
-              <w:t>•  sonde à cœur ;</w:t>
+              <w:t>•  ① compte. La zone de calcul t'aide ; écris toi-même le résultat dans « Total », puis Entrée. Si le BL a deux lignes pour la même palette, compte chaque référence à part ;</w:t>
             </w:r>
           </w:p>
           <w:p>
@@ -2730,7 +2730,7 @@
               <w:rPr>
                 <w:sz w:val="20"/>
               </w:rPr>
-              <w:t>•  lis l'étiquette et compare-la au BL. Si une étiquette est illisible, cherche-en une autre ;</w:t>
+              <w:t>•  ② sonde à cœur, puis lis l'étiquette et compare-la au BL. Si une étiquette est illisible, cherche-en une autre ;</w:t>
             </w:r>
           </w:p>
           <w:p>
@@ -2743,7 +2743,7 @@
               <w:rPr>
                 <w:sz w:val="20"/>
               </w:rPr>
-              <w:t>•  compte. Si le BL a deux lignes pour la même palette, compte chaque référence à part ;</w:t>
+              <w:t>•  ③ note tes constats sur ta fiche de contrôle : tu les reporteras dans tes réserves ;</w:t>
             </w:r>
           </w:p>
           <w:p>
@@ -2755,7 +2755,7 @@
               <w:rPr>
                 <w:sz w:val="20"/>
               </w:rPr>
-              <w:t>•  décide (décision + motif), puis « Valider cette palette ».</w:t>
+              <w:t>•  ④ décide (décision, puis motif), puis « ✓ Valider ».</w:t>
             </w:r>
           </w:p>
         </w:tc>
@@ -3248,7 +3248,7 @@
         <w:rPr>
           <w:sz w:val="22"/>
         </w:rPr>
-        <w:t>Remplis tes réserves, puis « Écrire les réserves sur le BL ».</w:t>
+        <w:t>Remplis tes réserves en relisant ta fiche de contrôle (à gauche, sous la chambre froide), puis « Écrire les réserves sur le BL ».</w:t>
       </w:r>
     </w:p>
     <w:p>
@@ -4687,7 +4687,1349 @@
         </w:rPr>
       </w:r>
     </w:p>
+    <w:p>
+      <w:pPr>
+        <w:sectPr>
+          <w:pgSz w:w="12240" w:h="15840"/>
+          <w:pgMar w:top="680" w:right="1077" w:bottom="737" w:left="1077" w:header="720" w:footer="720" w:gutter="0"/>
+          <w:cols w:space="720"/>
+          <w:docGrid w:linePitch="360"/>
+        </w:sectPr>
+      </w:pPr>
+    </w:p>
+    <w:p>
+      <w:pPr>
+        <w:spacing w:after="40"/>
+      </w:pPr>
+      <w:r>
+        <w:rPr>
+          <w:color w:val="595959"/>
+          <w:sz w:val="18"/>
+        </w:rPr>
+        <w:t>✂  Feuille à détacher et à ranger dans ton classeur</w:t>
+      </w:r>
+    </w:p>
+    <w:p>
+      <w:pPr>
+        <w:spacing w:after="40"/>
+      </w:pPr>
+      <w:r>
+        <w:rPr>
+          <w:b/>
+          <w:color w:val="111111"/>
+          <w:sz w:val="32"/>
+        </w:rPr>
+        <w:t>ENT-4.2 — Le cours : un seul quai, plusieurs camions</w:t>
+      </w:r>
+    </w:p>
+    <w:p>
+      <w:pPr>
+        <w:keepNext/>
+        <w:spacing w:after="160"/>
+      </w:pPr>
+      <w:r>
+        <w:rPr>
+          <w:color w:val="595959"/>
+          <w:sz w:val="20"/>
+        </w:rPr>
+        <w:t>Compétences C1.3 — Préparer l'action de réception · C1.4 — Traiter les opérations de réception        Nom : ………………………………        Classe : …………</w:t>
+      </w:r>
+    </w:p>
+    <w:tbl>
+      <w:tblPr>
+        <w:tblStyle w:val="TableGrid"/>
+        <w:tblW w:type="auto" w:w="0"/>
+        <w:jc w:val="left"/>
+        <w:tblLook w:firstColumn="1" w:firstRow="1" w:lastColumn="0" w:lastRow="0" w:noHBand="0" w:noVBand="1" w:val="04A0"/>
+      </w:tblPr>
+      <w:tblGrid>
+        <w:gridCol w:w="10086"/>
+      </w:tblGrid>
+      <w:tr>
+        <w:tc>
+          <w:tcPr>
+            <w:tcW w:type="dxa" w:w="10086"/>
+            <w:shd w:fill="F2F2F2"/>
+          </w:tcPr>
+          <w:p>
+            <w:pPr>
+              <w:spacing w:after="0"/>
+            </w:pPr>
+            <w:r>
+              <w:rPr>
+                <w:b/>
+                <w:color w:val="111111"/>
+                <w:sz w:val="20"/>
+              </w:rPr>
+              <w:t xml:space="preserve">Banque de mots : </w:t>
+            </w:r>
+            <w:r>
+              <w:rPr>
+                <w:sz w:val="20"/>
+              </w:rPr>
+              <w:t>chambre froide   ·   chauffeur   ·   coupure   ·   déchargé   ·   fermée   ·   imprévu   ·   maintenu   ·   ordre   ·   passer   ·   porte   ·   produits   ·   réchauffer</w:t>
+            </w:r>
+          </w:p>
+        </w:tc>
+      </w:tr>
+    </w:tbl>
+    <w:p>
+      <w:pPr>
+        <w:spacing w:after="40"/>
+      </w:pPr>
+    </w:p>
+    <w:p>
+      <w:pPr>
+        <w:keepNext/>
+        <w:spacing w:before="240" w:after="80"/>
+      </w:pPr>
+      <w:r>
+        <w:rPr>
+          <w:b/>
+          <w:color w:val="111111"/>
+          <w:sz w:val="23"/>
+        </w:rPr>
+        <w:t>L'essentiel</w:t>
+      </w:r>
+    </w:p>
+    <w:p>
+      <w:pPr>
+        <w:spacing w:after="140"/>
+        <w:ind w:left="340" w:hanging="340"/>
+      </w:pPr>
+      <w:r>
+        <w:rPr>
+          <w:b/>
+        </w:rPr>
+        <w:t xml:space="preserve">1.  </w:t>
+      </w:r>
+      <w:r>
+        <w:rPr>
+          <w:sz w:val="22"/>
+        </w:rPr>
+        <w:t>Quand plusieurs camions attendent pour un seul quai, on choisit l'………………… de déchargement en lisant leurs tickets.</w:t>
+      </w:r>
+    </w:p>
+    <w:p>
+      <w:pPr>
+        <w:spacing w:after="140"/>
+        <w:ind w:left="340" w:hanging="340"/>
+      </w:pPr>
+      <w:r>
+        <w:rPr>
+          <w:b/>
+        </w:rPr>
+        <w:t xml:space="preserve">2.  </w:t>
+      </w:r>
+      <w:r>
+        <w:rPr>
+          <w:sz w:val="22"/>
+        </w:rPr>
+        <w:t>On fait passer en premier le camion dont la marchandise risque le plus de se ………………….</w:t>
+      </w:r>
+    </w:p>
+    <w:p>
+      <w:pPr>
+        <w:spacing w:after="140"/>
+        <w:ind w:left="340" w:hanging="340"/>
+      </w:pPr>
+      <w:r>
+        <w:rPr>
+          <w:b/>
+        </w:rPr>
+        <w:t xml:space="preserve">3.  </w:t>
+      </w:r>
+      <w:r>
+        <w:rPr>
+          <w:sz w:val="22"/>
+        </w:rPr>
+        <w:t>Un camion qui attend porte ………………… ne garde son froid que si son groupe froid marche.</w:t>
+      </w:r>
+    </w:p>
+    <w:p>
+      <w:pPr>
+        <w:spacing w:after="140"/>
+        <w:ind w:left="340" w:hanging="340"/>
+      </w:pPr>
+      <w:r>
+        <w:rPr>
+          <w:b/>
+        </w:rPr>
+        <w:t xml:space="preserve">4.  </w:t>
+      </w:r>
+      <w:r>
+        <w:rPr>
+          <w:sz w:val="22"/>
+        </w:rPr>
+        <w:t>Chaque camion a son propre temps hors froid : il commence à l'ouverture de sa ………………….</w:t>
+      </w:r>
+    </w:p>
+    <w:p>
+      <w:pPr>
+        <w:keepNext/>
+        <w:spacing w:before="240" w:after="80"/>
+      </w:pPr>
+      <w:r>
+        <w:rPr>
+          <w:b/>
+          <w:color w:val="111111"/>
+          <w:sz w:val="23"/>
+        </w:rPr>
+        <w:t>Lexique</w:t>
+      </w:r>
+    </w:p>
+    <w:tbl>
+      <w:tblPr>
+        <w:tblStyle w:val="TableGrid"/>
+        <w:tblW w:type="auto" w:w="0"/>
+        <w:tblLayout w:type="fixed"/>
+        <w:tblLook w:firstColumn="1" w:firstRow="1" w:lastColumn="0" w:lastRow="0" w:noHBand="0" w:noVBand="1" w:val="04A0"/>
+      </w:tblPr>
+      <w:tblGrid>
+        <w:gridCol w:w="2494"/>
+        <w:gridCol w:w="7143"/>
+      </w:tblGrid>
+      <w:tr>
+        <w:tc>
+          <w:tcPr>
+            <w:tcW w:type="dxa" w:w="2494"/>
+            <w:shd w:fill="E8E8E8"/>
+          </w:tcPr>
+          <w:p>
+            <w:pPr>
+              <w:keepNext/>
+              <w:spacing w:after="0"/>
+            </w:pPr>
+            <w:r>
+              <w:rPr>
+                <w:b/>
+                <w:color w:val="111111"/>
+                <w:sz w:val="20"/>
+              </w:rPr>
+              <w:t>Mot</w:t>
+            </w:r>
+          </w:p>
+        </w:tc>
+        <w:tc>
+          <w:tcPr>
+            <w:tcW w:type="dxa" w:w="7143"/>
+            <w:shd w:fill="E8E8E8"/>
+          </w:tcPr>
+          <w:p>
+            <w:pPr>
+              <w:keepNext/>
+              <w:spacing w:after="0"/>
+            </w:pPr>
+            <w:r>
+              <w:rPr>
+                <w:b/>
+                <w:color w:val="111111"/>
+                <w:sz w:val="20"/>
+              </w:rPr>
+              <w:t>Définition (complète avec la banque de mots)</w:t>
+            </w:r>
+          </w:p>
+        </w:tc>
+      </w:tr>
+      <w:tr>
+        <w:trPr>
+          <w:trHeight w:val="595"/>
+        </w:trPr>
+        <w:tc>
+          <w:tcPr>
+            <w:tcW w:type="dxa" w:w="2494"/>
+          </w:tcPr>
+          <w:p>
+            <w:pPr>
+              <w:spacing w:after="0"/>
+            </w:pPr>
+            <w:r>
+              <w:rPr>
+                <w:sz w:val="20"/>
+              </w:rPr>
+              <w:t>Quai</w:t>
+            </w:r>
+          </w:p>
+        </w:tc>
+        <w:tc>
+          <w:tcPr>
+            <w:tcW w:type="dxa" w:w="7143"/>
+          </w:tcPr>
+          <w:p>
+            <w:pPr>
+              <w:spacing w:after="0"/>
+            </w:pPr>
+            <w:r>
+              <w:rPr>
+                <w:sz w:val="20"/>
+              </w:rPr>
+              <w:t>endroit où le camion se met, porte ouverte, pour être ………………….</w:t>
+            </w:r>
+          </w:p>
+        </w:tc>
+      </w:tr>
+      <w:tr>
+        <w:trPr>
+          <w:trHeight w:val="595"/>
+        </w:trPr>
+        <w:tc>
+          <w:tcPr>
+            <w:tcW w:type="dxa" w:w="2494"/>
+          </w:tcPr>
+          <w:p>
+            <w:pPr>
+              <w:spacing w:after="0"/>
+            </w:pPr>
+            <w:r>
+              <w:rPr>
+                <w:sz w:val="20"/>
+              </w:rPr>
+              <w:t>Aléa</w:t>
+            </w:r>
+          </w:p>
+        </w:tc>
+        <w:tc>
+          <w:tcPr>
+            <w:tcW w:type="dxa" w:w="7143"/>
+          </w:tcPr>
+          <w:p>
+            <w:pPr>
+              <w:spacing w:after="0"/>
+            </w:pPr>
+            <w:r>
+              <w:rPr>
+                <w:sz w:val="20"/>
+              </w:rPr>
+              <w:t>événement ………………… qui oblige à changer l'organisation prévue.</w:t>
+            </w:r>
+          </w:p>
+        </w:tc>
+      </w:tr>
+      <w:tr>
+        <w:trPr>
+          <w:trHeight w:val="595"/>
+        </w:trPr>
+        <w:tc>
+          <w:tcPr>
+            <w:tcW w:type="dxa" w:w="2494"/>
+          </w:tcPr>
+          <w:p>
+            <w:pPr>
+              <w:spacing w:after="0"/>
+            </w:pPr>
+            <w:r>
+              <w:rPr>
+                <w:sz w:val="20"/>
+              </w:rPr>
+              <w:t>Ordre de déchargement</w:t>
+            </w:r>
+          </w:p>
+        </w:tc>
+        <w:tc>
+          <w:tcPr>
+            <w:tcW w:type="dxa" w:w="7143"/>
+          </w:tcPr>
+          <w:p>
+            <w:pPr>
+              <w:spacing w:after="0"/>
+            </w:pPr>
+            <w:r>
+              <w:rPr>
+                <w:sz w:val="20"/>
+              </w:rPr>
+              <w:t>ordre dans lequel on fait ………………… les camions quand il n'y a qu'un quai.</w:t>
+            </w:r>
+          </w:p>
+        </w:tc>
+      </w:tr>
+      <w:tr>
+        <w:trPr>
+          <w:trHeight w:val="595"/>
+        </w:trPr>
+        <w:tc>
+          <w:tcPr>
+            <w:tcW w:type="dxa" w:w="2494"/>
+          </w:tcPr>
+          <w:p>
+            <w:pPr>
+              <w:spacing w:after="0"/>
+            </w:pPr>
+            <w:r>
+              <w:rPr>
+                <w:sz w:val="20"/>
+              </w:rPr>
+              <w:t>Temps hors froid</w:t>
+            </w:r>
+          </w:p>
+        </w:tc>
+        <w:tc>
+          <w:tcPr>
+            <w:tcW w:type="dxa" w:w="7143"/>
+          </w:tcPr>
+          <w:p>
+            <w:pPr>
+              <w:spacing w:after="0"/>
+            </w:pPr>
+            <w:r>
+              <w:rPr>
+                <w:sz w:val="20"/>
+              </w:rPr>
+              <w:t>durée pendant laquelle un lot attend sur le quai, avant d'entrer en ………………….</w:t>
+            </w:r>
+          </w:p>
+        </w:tc>
+      </w:tr>
+      <w:tr>
+        <w:trPr>
+          <w:trHeight w:val="595"/>
+        </w:trPr>
+        <w:tc>
+          <w:tcPr>
+            <w:tcW w:type="dxa" w:w="2494"/>
+          </w:tcPr>
+          <w:p>
+            <w:pPr>
+              <w:spacing w:after="0"/>
+            </w:pPr>
+            <w:r>
+              <w:rPr>
+                <w:sz w:val="20"/>
+              </w:rPr>
+              <w:t>Chambre froide</w:t>
+            </w:r>
+          </w:p>
+        </w:tc>
+        <w:tc>
+          <w:tcPr>
+            <w:tcW w:type="dxa" w:w="7143"/>
+          </w:tcPr>
+          <w:p>
+            <w:pPr>
+              <w:spacing w:after="0"/>
+            </w:pPr>
+            <w:r>
+              <w:rPr>
+                <w:sz w:val="20"/>
+              </w:rPr>
+              <w:t>local fermé de l'entrepôt où le froid est ………………… : on y range les surgelés.</w:t>
+            </w:r>
+          </w:p>
+        </w:tc>
+      </w:tr>
+      <w:tr>
+        <w:trPr>
+          <w:trHeight w:val="595"/>
+        </w:trPr>
+        <w:tc>
+          <w:tcPr>
+            <w:tcW w:type="dxa" w:w="2494"/>
+          </w:tcPr>
+          <w:p>
+            <w:pPr>
+              <w:spacing w:after="0"/>
+            </w:pPr>
+            <w:r>
+              <w:rPr>
+                <w:sz w:val="20"/>
+              </w:rPr>
+              <w:t>Palette multi-références</w:t>
+            </w:r>
+          </w:p>
+        </w:tc>
+        <w:tc>
+          <w:tcPr>
+            <w:tcW w:type="dxa" w:w="7143"/>
+          </w:tcPr>
+          <w:p>
+            <w:pPr>
+              <w:spacing w:after="0"/>
+            </w:pPr>
+            <w:r>
+              <w:rPr>
+                <w:sz w:val="20"/>
+              </w:rPr>
+              <w:t>palette qui porte plusieurs ………………… différents : chacun se compte à part.</w:t>
+            </w:r>
+          </w:p>
+        </w:tc>
+      </w:tr>
+      <w:tr>
+        <w:trPr>
+          <w:trHeight w:val="595"/>
+        </w:trPr>
+        <w:tc>
+          <w:tcPr>
+            <w:tcW w:type="dxa" w:w="2494"/>
+          </w:tcPr>
+          <w:p>
+            <w:pPr>
+              <w:spacing w:after="0"/>
+            </w:pPr>
+            <w:r>
+              <w:rPr>
+                <w:sz w:val="20"/>
+              </w:rPr>
+              <w:t>Réserve</w:t>
+            </w:r>
+          </w:p>
+        </w:tc>
+        <w:tc>
+          <w:tcPr>
+            <w:tcW w:type="dxa" w:w="7143"/>
+          </w:tcPr>
+          <w:p>
+            <w:pPr>
+              <w:spacing w:after="0"/>
+            </w:pPr>
+            <w:r>
+              <w:rPr>
+                <w:sz w:val="20"/>
+              </w:rPr>
+              <w:t>remarque écrite sur le BL, devant le …………………, quand quelque chose ne va pas.</w:t>
+            </w:r>
+          </w:p>
+        </w:tc>
+      </w:tr>
+      <w:tr>
+        <w:trPr>
+          <w:trHeight w:val="595"/>
+        </w:trPr>
+        <w:tc>
+          <w:tcPr>
+            <w:tcW w:type="dxa" w:w="2494"/>
+          </w:tcPr>
+          <w:p>
+            <w:pPr>
+              <w:spacing w:after="0"/>
+            </w:pPr>
+            <w:r>
+              <w:rPr>
+                <w:sz w:val="20"/>
+              </w:rPr>
+              <w:t>Chaîne du froid</w:t>
+            </w:r>
+          </w:p>
+        </w:tc>
+        <w:tc>
+          <w:tcPr>
+            <w:tcW w:type="dxa" w:w="7143"/>
+          </w:tcPr>
+          <w:p>
+            <w:pPr>
+              <w:spacing w:after="0"/>
+            </w:pPr>
+            <w:r>
+              <w:rPr>
+                <w:sz w:val="20"/>
+              </w:rPr>
+              <w:t>garder un surgelé au froid sans aucune …………………, de l'usine jusqu'au client.</w:t>
+            </w:r>
+          </w:p>
+        </w:tc>
+      </w:tr>
+    </w:tbl>
+    <w:p>
+      <w:pPr>
+        <w:spacing w:after="40"/>
+      </w:pPr>
+    </w:p>
+    <w:p>
+      <w:pPr>
+        <w:pageBreakBefore/>
+        <w:spacing w:after="40"/>
+      </w:pPr>
+      <w:r>
+        <w:rPr>
+          <w:rFonts w:ascii="Consolas" w:hAnsi="Consolas"/>
+          <w:b/>
+          <w:color w:val="595959"/>
+          <w:sz w:val="19"/>
+        </w:rPr>
+        <w:t>À la maison — pour aller plus loin</w:t>
+      </w:r>
+    </w:p>
+    <w:p>
+      <w:pPr>
+        <w:spacing w:after="120"/>
+      </w:pPr>
+      <w:r>
+        <w:rPr>
+          <w:b/>
+          <w:color w:val="111111"/>
+          <w:sz w:val="30"/>
+        </w:rPr>
+        <w:t>Deux camions à 5 h 30</w:t>
+      </w:r>
+    </w:p>
+    <w:p>
+      <w:pPr>
+        <w:keepNext/>
+        <w:spacing w:before="0" w:after="80"/>
+      </w:pPr>
+      <w:r>
+        <w:rPr>
+          <w:b w:val="0"/>
+          <w:color w:val="1A1A1A"/>
+          <w:sz w:val="22"/>
+        </w:rPr>
+        <w:t>Mercredi, 5 h 30. Deux camions arrivent en même temps. Tu n'as qu'un quai. Voici leurs tickets (consigne : −20 °C pour les deux).</w:t>
+      </w:r>
+    </w:p>
+    <w:tbl>
+      <w:tblPr>
+        <w:tblStyle w:val="TableGrid"/>
+        <w:tblW w:type="auto" w:w="0"/>
+        <w:tblLayout w:type="fixed"/>
+        <w:tblLook w:firstColumn="1" w:firstRow="1" w:lastColumn="0" w:lastRow="0" w:noHBand="0" w:noVBand="1" w:val="04A0"/>
+      </w:tblPr>
+      <w:tblGrid>
+        <w:gridCol w:w="1701"/>
+        <w:gridCol w:w="3969"/>
+        <w:gridCol w:w="3969"/>
+      </w:tblGrid>
+      <w:tr>
+        <w:tc>
+          <w:tcPr>
+            <w:tcW w:type="dxa" w:w="1701"/>
+            <w:shd w:fill="E8E8E8"/>
+          </w:tcPr>
+          <w:p>
+            <w:pPr>
+              <w:keepNext/>
+              <w:spacing w:after="0"/>
+            </w:pPr>
+            <w:r>
+              <w:rPr>
+                <w:b/>
+                <w:color w:val="111111"/>
+                <w:sz w:val="20"/>
+              </w:rPr>
+              <w:t>Heure</w:t>
+            </w:r>
+          </w:p>
+        </w:tc>
+        <w:tc>
+          <w:tcPr>
+            <w:tcW w:type="dxa" w:w="3969"/>
+            <w:shd w:fill="E8E8E8"/>
+          </w:tcPr>
+          <w:p>
+            <w:pPr>
+              <w:keepNext/>
+              <w:spacing w:after="0"/>
+            </w:pPr>
+            <w:r>
+              <w:rPr>
+                <w:b/>
+                <w:color w:val="111111"/>
+                <w:sz w:val="20"/>
+              </w:rPr>
+              <w:t>Camion A (viandes surgelées)</w:t>
+            </w:r>
+          </w:p>
+        </w:tc>
+        <w:tc>
+          <w:tcPr>
+            <w:tcW w:type="dxa" w:w="3969"/>
+            <w:shd w:fill="E8E8E8"/>
+          </w:tcPr>
+          <w:p>
+            <w:pPr>
+              <w:keepNext/>
+              <w:spacing w:after="0"/>
+            </w:pPr>
+            <w:r>
+              <w:rPr>
+                <w:b/>
+                <w:color w:val="111111"/>
+                <w:sz w:val="20"/>
+              </w:rPr>
+              <w:t>Camion B (crèmes glacées)</w:t>
+            </w:r>
+          </w:p>
+        </w:tc>
+      </w:tr>
+      <w:tr>
+        <w:trPr>
+          <w:trHeight w:val="482"/>
+        </w:trPr>
+        <w:tc>
+          <w:tcPr>
+            <w:tcW w:type="dxa" w:w="1701"/>
+          </w:tcPr>
+          <w:p>
+            <w:pPr>
+              <w:spacing w:after="0"/>
+            </w:pPr>
+            <w:r>
+              <w:rPr>
+                <w:sz w:val="20"/>
+              </w:rPr>
+              <w:t>4 h 30</w:t>
+            </w:r>
+          </w:p>
+        </w:tc>
+        <w:tc>
+          <w:tcPr>
+            <w:tcW w:type="dxa" w:w="3969"/>
+          </w:tcPr>
+          <w:p>
+            <w:pPr>
+              <w:spacing w:after="0"/>
+            </w:pPr>
+            <w:r>
+              <w:rPr>
+                <w:sz w:val="20"/>
+              </w:rPr>
+              <w:t>−21,0 °C</w:t>
+            </w:r>
+          </w:p>
+        </w:tc>
+        <w:tc>
+          <w:tcPr>
+            <w:tcW w:type="dxa" w:w="3969"/>
+          </w:tcPr>
+          <w:p>
+            <w:pPr>
+              <w:spacing w:after="0"/>
+            </w:pPr>
+            <w:r>
+              <w:rPr>
+                <w:sz w:val="20"/>
+              </w:rPr>
+              <w:t>−21,0 °C</w:t>
+            </w:r>
+          </w:p>
+        </w:tc>
+      </w:tr>
+      <w:tr>
+        <w:trPr>
+          <w:trHeight w:val="482"/>
+        </w:trPr>
+        <w:tc>
+          <w:tcPr>
+            <w:tcW w:type="dxa" w:w="1701"/>
+          </w:tcPr>
+          <w:p>
+            <w:pPr>
+              <w:spacing w:after="0"/>
+            </w:pPr>
+            <w:r>
+              <w:rPr>
+                <w:sz w:val="20"/>
+              </w:rPr>
+              <w:t>5 h 00</w:t>
+            </w:r>
+          </w:p>
+        </w:tc>
+        <w:tc>
+          <w:tcPr>
+            <w:tcW w:type="dxa" w:w="3969"/>
+          </w:tcPr>
+          <w:p>
+            <w:pPr>
+              <w:spacing w:after="0"/>
+            </w:pPr>
+            <w:r>
+              <w:rPr>
+                <w:sz w:val="20"/>
+              </w:rPr>
+              <w:t>−21,1 °C</w:t>
+            </w:r>
+          </w:p>
+        </w:tc>
+        <w:tc>
+          <w:tcPr>
+            <w:tcW w:type="dxa" w:w="3969"/>
+          </w:tcPr>
+          <w:p>
+            <w:pPr>
+              <w:spacing w:after="0"/>
+            </w:pPr>
+            <w:r>
+              <w:rPr>
+                <w:sz w:val="20"/>
+              </w:rPr>
+              <w:t>−20,2 °C</w:t>
+            </w:r>
+          </w:p>
+        </w:tc>
+      </w:tr>
+      <w:tr>
+        <w:trPr>
+          <w:trHeight w:val="482"/>
+        </w:trPr>
+        <w:tc>
+          <w:tcPr>
+            <w:tcW w:type="dxa" w:w="1701"/>
+          </w:tcPr>
+          <w:p>
+            <w:pPr>
+              <w:spacing w:after="0"/>
+            </w:pPr>
+            <w:r>
+              <w:rPr>
+                <w:sz w:val="20"/>
+              </w:rPr>
+              <w:t>5 h 15</w:t>
+            </w:r>
+          </w:p>
+        </w:tc>
+        <w:tc>
+          <w:tcPr>
+            <w:tcW w:type="dxa" w:w="3969"/>
+          </w:tcPr>
+          <w:p>
+            <w:pPr>
+              <w:spacing w:after="0"/>
+            </w:pPr>
+            <w:r>
+              <w:rPr>
+                <w:sz w:val="20"/>
+              </w:rPr>
+              <w:t>−20,9 °C</w:t>
+            </w:r>
+          </w:p>
+        </w:tc>
+        <w:tc>
+          <w:tcPr>
+            <w:tcW w:type="dxa" w:w="3969"/>
+          </w:tcPr>
+          <w:p>
+            <w:pPr>
+              <w:spacing w:after="0"/>
+            </w:pPr>
+            <w:r>
+              <w:rPr>
+                <w:sz w:val="20"/>
+              </w:rPr>
+              <w:t>−19,1 °C</w:t>
+            </w:r>
+          </w:p>
+        </w:tc>
+      </w:tr>
+      <w:tr>
+        <w:trPr>
+          <w:trHeight w:val="482"/>
+        </w:trPr>
+        <w:tc>
+          <w:tcPr>
+            <w:tcW w:type="dxa" w:w="1701"/>
+          </w:tcPr>
+          <w:p>
+            <w:pPr>
+              <w:spacing w:after="0"/>
+            </w:pPr>
+            <w:r>
+              <w:rPr>
+                <w:sz w:val="20"/>
+              </w:rPr>
+              <w:t>5 h 30</w:t>
+            </w:r>
+          </w:p>
+        </w:tc>
+        <w:tc>
+          <w:tcPr>
+            <w:tcW w:type="dxa" w:w="3969"/>
+          </w:tcPr>
+          <w:p>
+            <w:pPr>
+              <w:spacing w:after="0"/>
+            </w:pPr>
+            <w:r>
+              <w:rPr>
+                <w:sz w:val="20"/>
+              </w:rPr>
+              <w:t>−21,0 °C</w:t>
+            </w:r>
+          </w:p>
+        </w:tc>
+        <w:tc>
+          <w:tcPr>
+            <w:tcW w:type="dxa" w:w="3969"/>
+          </w:tcPr>
+          <w:p>
+            <w:pPr>
+              <w:spacing w:after="0"/>
+            </w:pPr>
+            <w:r>
+              <w:rPr>
+                <w:sz w:val="20"/>
+              </w:rPr>
+              <w:t>−18,0 °C</w:t>
+            </w:r>
+          </w:p>
+        </w:tc>
+      </w:tr>
+      <w:tr>
+        <w:trPr>
+          <w:trHeight w:val="482"/>
+        </w:trPr>
+        <w:tc>
+          <w:tcPr>
+            <w:tcW w:type="dxa" w:w="1701"/>
+          </w:tcPr>
+          <w:p>
+            <w:pPr>
+              <w:spacing w:after="0"/>
+            </w:pPr>
+            <w:r>
+              <w:rPr>
+                <w:sz w:val="20"/>
+              </w:rPr>
+              <w:t>Ce que montre le ticket</w:t>
+            </w:r>
+          </w:p>
+        </w:tc>
+        <w:tc>
+          <w:tcPr>
+            <w:tcW w:type="dxa" w:w="3969"/>
+          </w:tcPr>
+          <w:p/>
+        </w:tc>
+        <w:tc>
+          <w:tcPr>
+            <w:tcW w:type="dxa" w:w="3969"/>
+          </w:tcPr>
+          <w:p/>
+        </w:tc>
+      </w:tr>
+    </w:tbl>
+    <w:p>
+      <w:pPr>
+        <w:keepNext/>
+        <w:spacing w:after="40"/>
+      </w:pPr>
+    </w:p>
+    <w:tbl>
+      <w:tblPr>
+        <w:tblStyle w:val="TableGrid"/>
+        <w:tblW w:type="auto" w:w="0"/>
+        <w:tblLayout w:type="fixed"/>
+        <w:tblLook w:firstColumn="1" w:firstRow="1" w:lastColumn="0" w:lastRow="0" w:noHBand="0" w:noVBand="1" w:val="04A0"/>
+      </w:tblPr>
+      <w:tblGrid>
+        <w:gridCol w:w="5896"/>
+        <w:gridCol w:w="3742"/>
+      </w:tblGrid>
+      <w:tr>
+        <w:tc>
+          <w:tcPr>
+            <w:tcW w:type="dxa" w:w="5896"/>
+            <w:shd w:fill="E8E8E8"/>
+          </w:tcPr>
+          <w:p>
+            <w:pPr>
+              <w:keepNext/>
+              <w:spacing w:after="0"/>
+            </w:pPr>
+            <w:r>
+              <w:rPr>
+                <w:b/>
+                <w:color w:val="111111"/>
+                <w:sz w:val="20"/>
+              </w:rPr>
+              <w:t>Question</w:t>
+            </w:r>
+          </w:p>
+        </w:tc>
+        <w:tc>
+          <w:tcPr>
+            <w:tcW w:type="dxa" w:w="3742"/>
+            <w:shd w:fill="E8E8E8"/>
+          </w:tcPr>
+          <w:p>
+            <w:pPr>
+              <w:keepNext/>
+              <w:spacing w:after="0"/>
+            </w:pPr>
+            <w:r>
+              <w:rPr>
+                <w:b/>
+                <w:color w:val="111111"/>
+                <w:sz w:val="20"/>
+              </w:rPr>
+              <w:t>Ta réponse</w:t>
+            </w:r>
+          </w:p>
+        </w:tc>
+      </w:tr>
+      <w:tr>
+        <w:trPr>
+          <w:trHeight w:val="510"/>
+          <w:cantSplit/>
+        </w:trPr>
+        <w:tc>
+          <w:tcPr>
+            <w:tcW w:type="dxa" w:w="5896"/>
+          </w:tcPr>
+          <w:p>
+            <w:pPr>
+              <w:spacing w:after="0"/>
+            </w:pPr>
+            <w:r>
+              <w:rPr>
+                <w:sz w:val="20"/>
+              </w:rPr>
+              <w:t>Quel camion fais-tu décharger en premier ?</w:t>
+            </w:r>
+          </w:p>
+        </w:tc>
+        <w:tc>
+          <w:tcPr>
+            <w:tcW w:type="dxa" w:w="3742"/>
+          </w:tcPr>
+          <w:p/>
+        </w:tc>
+      </w:tr>
+    </w:tbl>
+    <w:p>
+      <w:pPr>
+        <w:keepNext/>
+        <w:spacing w:after="0" w:line="60" w:lineRule="exact"/>
+      </w:pPr>
+      <w:r>
+        <w:rPr>
+          <w:sz w:val="10"/>
+        </w:rPr>
+      </w:r>
+    </w:p>
+    <w:tbl>
+      <w:tblPr>
+        <w:tblStyle w:val="TableGrid"/>
+        <w:tblW w:type="auto" w:w="0"/>
+        <w:tblLook w:firstColumn="1" w:firstRow="1" w:lastColumn="0" w:lastRow="0" w:noHBand="0" w:noVBand="1" w:val="04A0"/>
+      </w:tblPr>
+      <w:tblGrid>
+        <w:gridCol w:w="10086"/>
+      </w:tblGrid>
+      <w:tr>
+        <w:trPr>
+          <w:cantSplit/>
+          <w:trHeight w:val="1474"/>
+        </w:trPr>
+        <w:tc>
+          <w:tcPr>
+            <w:tcW w:type="dxa" w:w="10086"/>
+            <w:shd w:fill="FAFAFA"/>
+          </w:tcPr>
+          <w:p>
+            <w:pPr>
+              <w:spacing w:after="80"/>
+            </w:pPr>
+            <w:r>
+              <w:rPr>
+                <w:b/>
+                <w:sz w:val="21"/>
+              </w:rPr>
+              <w:t>Écris en une phrase, pour le chef de quai, la raison de ton choix.</w:t>
+            </w:r>
+          </w:p>
+          <w:p>
+            <w:pPr>
+              <w:spacing w:before="0" w:after="80"/>
+            </w:pPr>
+            <w:r>
+              <w:rPr>
+                <w:sz w:val="22"/>
+              </w:rPr>
+            </w:r>
+          </w:p>
+          <w:p>
+            <w:pPr>
+              <w:spacing w:before="0" w:after="80"/>
+            </w:pPr>
+            <w:r>
+              <w:rPr>
+                <w:sz w:val="22"/>
+              </w:rPr>
+            </w:r>
+          </w:p>
+        </w:tc>
+      </w:tr>
+    </w:tbl>
+    <w:p>
+      <w:pPr>
+        <w:keepNext/>
+        <w:spacing w:after="0" w:line="60" w:lineRule="exact"/>
+      </w:pPr>
+      <w:r>
+        <w:rPr>
+          <w:sz w:val="10"/>
+        </w:rPr>
+      </w:r>
+    </w:p>
+    <w:tbl>
+      <w:tblPr>
+        <w:tblStyle w:val="TableGrid"/>
+        <w:tblW w:type="auto" w:w="0"/>
+        <w:jc w:val="left"/>
+        <w:tblLook w:firstColumn="1" w:firstRow="1" w:lastColumn="0" w:lastRow="0" w:noHBand="0" w:noVBand="1" w:val="04A0"/>
+      </w:tblPr>
+      <w:tblGrid>
+        <w:gridCol w:w="10086"/>
+      </w:tblGrid>
+      <w:tr>
+        <w:tc>
+          <w:tcPr>
+            <w:tcW w:type="dxa" w:w="10086"/>
+            <w:shd w:fill="F2F2F2"/>
+          </w:tcPr>
+          <w:p>
+            <w:pPr>
+              <w:spacing w:after="0"/>
+            </w:pPr>
+            <w:r>
+              <w:rPr>
+                <w:b/>
+                <w:color w:val="111111"/>
+                <w:sz w:val="20"/>
+              </w:rPr>
+              <w:t xml:space="preserve">Un calcul : </w:t>
+            </w:r>
+            <w:r>
+              <w:rPr>
+                <w:sz w:val="20"/>
+              </w:rPr>
+              <w:t>si le camion B attend 20 minutes porte fermée, sa température monte encore de 0,2 °C par minute. Règle du quai : plus chaud que −15 °C, on refuse.</w:t>
+            </w:r>
+          </w:p>
+        </w:tc>
+      </w:tr>
+    </w:tbl>
+    <w:p>
+      <w:pPr>
+        <w:keepNext/>
+        <w:spacing w:after="40"/>
+      </w:pPr>
+    </w:p>
+    <w:tbl>
+      <w:tblPr>
+        <w:tblStyle w:val="TableGrid"/>
+        <w:tblW w:type="auto" w:w="0"/>
+        <w:tblLayout w:type="fixed"/>
+        <w:tblLook w:firstColumn="1" w:firstRow="1" w:lastColumn="0" w:lastRow="0" w:noHBand="0" w:noVBand="1" w:val="04A0"/>
+      </w:tblPr>
+      <w:tblGrid>
+        <w:gridCol w:w="5896"/>
+        <w:gridCol w:w="3742"/>
+      </w:tblGrid>
+      <w:tr>
+        <w:tc>
+          <w:tcPr>
+            <w:tcW w:type="dxa" w:w="5896"/>
+            <w:shd w:fill="E8E8E8"/>
+          </w:tcPr>
+          <w:p>
+            <w:pPr>
+              <w:keepNext/>
+              <w:spacing w:after="0"/>
+            </w:pPr>
+            <w:r>
+              <w:rPr>
+                <w:b/>
+                <w:color w:val="111111"/>
+                <w:sz w:val="20"/>
+              </w:rPr>
+              <w:t>Question</w:t>
+            </w:r>
+          </w:p>
+        </w:tc>
+        <w:tc>
+          <w:tcPr>
+            <w:tcW w:type="dxa" w:w="3742"/>
+            <w:shd w:fill="E8E8E8"/>
+          </w:tcPr>
+          <w:p>
+            <w:pPr>
+              <w:keepNext/>
+              <w:spacing w:after="0"/>
+            </w:pPr>
+            <w:r>
+              <w:rPr>
+                <w:b/>
+                <w:color w:val="111111"/>
+                <w:sz w:val="20"/>
+              </w:rPr>
+              <w:t>Ta réponse</w:t>
+            </w:r>
+          </w:p>
+        </w:tc>
+      </w:tr>
+      <w:tr>
+        <w:trPr>
+          <w:trHeight w:val="510"/>
+          <w:cantSplit/>
+        </w:trPr>
+        <w:tc>
+          <w:tcPr>
+            <w:tcW w:type="dxa" w:w="5896"/>
+          </w:tcPr>
+          <w:p>
+            <w:pPr>
+              <w:spacing w:after="0"/>
+            </w:pPr>
+            <w:r>
+              <w:rPr>
+                <w:sz w:val="20"/>
+              </w:rPr>
+              <w:t>Température du camion B après 20 minutes d'attente</w:t>
+            </w:r>
+          </w:p>
+        </w:tc>
+        <w:tc>
+          <w:tcPr>
+            <w:tcW w:type="dxa" w:w="3742"/>
+          </w:tcPr>
+          <w:p/>
+        </w:tc>
+      </w:tr>
+      <w:tr>
+        <w:trPr>
+          <w:trHeight w:val="510"/>
+          <w:cantSplit/>
+        </w:trPr>
+        <w:tc>
+          <w:tcPr>
+            <w:tcW w:type="dxa" w:w="5896"/>
+          </w:tcPr>
+          <w:p>
+            <w:pPr>
+              <w:spacing w:after="0"/>
+            </w:pPr>
+            <w:r>
+              <w:rPr>
+                <w:sz w:val="20"/>
+              </w:rPr>
+              <w:t>Que faudrait-il faire alors de ses palettes ?</w:t>
+            </w:r>
+          </w:p>
+        </w:tc>
+        <w:tc>
+          <w:tcPr>
+            <w:tcW w:type="dxa" w:w="3742"/>
+          </w:tcPr>
+          <w:p/>
+        </w:tc>
+      </w:tr>
+    </w:tbl>
+    <w:p>
+      <w:pPr>
+        <w:spacing w:after="0" w:line="60" w:lineRule="exact"/>
+      </w:pPr>
+      <w:r>
+        <w:rPr>
+          <w:sz w:val="10"/>
+        </w:rPr>
+      </w:r>
+    </w:p>
+    <w:p>
+      <w:pPr>
+        <w:keepNext/>
+        <w:spacing w:before="160" w:after="80"/>
+      </w:pPr>
+      <w:r>
+        <w:rPr>
+          <w:b/>
+          <w:color w:val="111111"/>
+          <w:sz w:val="23"/>
+        </w:rPr>
+        <w:t>Pour réfléchir</w:t>
+      </w:r>
+      <w:r>
+        <w:rPr>
+          <w:color w:val="595959"/>
+          <w:sz w:val="19"/>
+        </w:rPr>
+        <w:t xml:space="preserve">   Il n'y a pas une seule bonne réponse : explique la tienne, avec tes mots.</w:t>
+      </w:r>
+    </w:p>
+    <w:tbl>
+      <w:tblPr>
+        <w:tblStyle w:val="TableGrid"/>
+        <w:tblW w:type="auto" w:w="0"/>
+        <w:tblLook w:firstColumn="1" w:firstRow="1" w:lastColumn="0" w:lastRow="0" w:noHBand="0" w:noVBand="1" w:val="04A0"/>
+      </w:tblPr>
+      <w:tblGrid>
+        <w:gridCol w:w="10086"/>
+      </w:tblGrid>
+      <w:tr>
+        <w:trPr>
+          <w:cantSplit/>
+          <w:trHeight w:val="2438"/>
+        </w:trPr>
+        <w:tc>
+          <w:tcPr>
+            <w:tcW w:type="dxa" w:w="10086"/>
+            <w:shd w:fill="FAFAFA"/>
+          </w:tcPr>
+          <w:p>
+            <w:pPr>
+              <w:spacing w:after="80"/>
+            </w:pPr>
+            <w:r>
+              <w:rPr>
+                <w:b/>
+                <w:sz w:val="21"/>
+              </w:rPr>
+              <w:t>Un troisième camion arrive, avec un ticket parfait. À quelle place le mets-tu ? Explique.</w:t>
+            </w:r>
+          </w:p>
+          <w:p>
+            <w:pPr>
+              <w:spacing w:before="0" w:after="80"/>
+            </w:pPr>
+            <w:r>
+              <w:rPr>
+                <w:sz w:val="22"/>
+              </w:rPr>
+            </w:r>
+          </w:p>
+          <w:p>
+            <w:pPr>
+              <w:spacing w:before="0" w:after="80"/>
+            </w:pPr>
+            <w:r>
+              <w:rPr>
+                <w:sz w:val="22"/>
+              </w:rPr>
+            </w:r>
+          </w:p>
+          <w:p>
+            <w:pPr>
+              <w:spacing w:before="0" w:after="80"/>
+            </w:pPr>
+            <w:r>
+              <w:rPr>
+                <w:sz w:val="22"/>
+              </w:rPr>
+            </w:r>
+          </w:p>
+          <w:p>
+            <w:pPr>
+              <w:spacing w:before="0" w:after="80"/>
+            </w:pPr>
+            <w:r>
+              <w:rPr>
+                <w:sz w:val="22"/>
+              </w:rPr>
+            </w:r>
+          </w:p>
+        </w:tc>
+      </w:tr>
+    </w:tbl>
+    <w:p>
+      <w:pPr>
+        <w:spacing w:after="0" w:line="60" w:lineRule="exact"/>
+      </w:pPr>
+      <w:r>
+        <w:rPr>
+          <w:sz w:val="10"/>
+        </w:rPr>
+      </w:r>
+    </w:p>
     <w:sectPr>
+      <w:type w:val="oddPage"/>
       <w:pgSz w:w="12240" w:h="15840"/>
       <w:pgMar w:top="680" w:right="1077" w:bottom="737" w:left="1077" w:header="720" w:footer="720" w:gutter="0"/>
       <w:cols w:space="720"/>

--- a/contenus/trames/ENT-4.2-picard-deux-camions-trame-eleve.docx
+++ b/contenus/trames/ENT-4.2-picard-deux-camions-trame-eleve.docx
@@ -12,7 +12,7 @@
       <w:r>
         <w:drawing>
           <wp:inline xmlns:a="http://schemas.openxmlformats.org/drawingml/2006/main" xmlns:pic="http://schemas.openxmlformats.org/drawingml/2006/picture">
-            <wp:extent cx="413999" cy="413999"/>
+            <wp:extent cx="1861364" cy="468000"/>
             <wp:docPr id="1" name="Picture 1"/>
             <wp:cNvGraphicFramePr>
               <a:graphicFrameLocks noChangeAspect="1"/>
@@ -21,7 +21,7 @@
               <a:graphicData uri="http://schemas.openxmlformats.org/drawingml/2006/picture">
                 <pic:pic>
                   <pic:nvPicPr>
-                    <pic:cNvPr id="0" name="logo.png"/>
+                    <pic:cNvPr id="0" name="simulog.png"/>
                     <pic:cNvPicPr/>
                   </pic:nvPicPr>
                   <pic:blipFill>
@@ -33,7 +33,7 @@
                   <pic:spPr>
                     <a:xfrm>
                       <a:off x="0" y="0"/>
-                      <a:ext cx="413999" cy="413999"/>
+                      <a:ext cx="1861364" cy="468000"/>
                     </a:xfrm>
                     <a:prstGeom prst="rect"/>
                   </pic:spPr>
@@ -42,14 +42,6 @@
             </a:graphic>
           </wp:inline>
         </w:drawing>
-      </w:r>
-      <w:r>
-        <w:rPr>
-          <w:b/>
-          <w:color w:val="111111"/>
-          <w:sz w:val="40"/>
-        </w:rPr>
-        <w:t xml:space="preserve">  Simulog</w:t>
       </w:r>
       <w:r>
         <w:tab/>
